--- a/lab_2/Отчёт_2.docx
+++ b/lab_2/Отчёт_2.docx
@@ -836,7 +836,6 @@
           <w:rFonts w:ascii="Times New Roman" w:hAnsi="Times New Roman" w:cs="Times New Roman"/>
           <w:sz w:val="28"/>
           <w:szCs w:val="28"/>
-          <w:lang w:val="en-US"/>
         </w:rPr>
       </w:pPr>
       <w:proofErr w:type="spellStart"/>
@@ -845,9 +844,8 @@
           <w:rFonts w:ascii="Times New Roman" w:hAnsi="Times New Roman" w:cs="Times New Roman"/>
           <w:sz w:val="28"/>
           <w:szCs w:val="28"/>
-          <w:lang w:val="en-US"/>
-        </w:rPr>
-        <w:t>Football_Tournament</w:t>
+        </w:rPr>
+        <w:t>логистические_компании_города</w:t>
       </w:r>
       <w:proofErr w:type="spellEnd"/>
       <w:r>
@@ -855,26 +853,8 @@
           <w:rFonts w:ascii="Times New Roman" w:hAnsi="Times New Roman" w:cs="Times New Roman"/>
           <w:sz w:val="28"/>
           <w:szCs w:val="28"/>
-          <w:lang w:val="en-US"/>
-        </w:rPr>
-        <w:t xml:space="preserve"> (</w:t>
-      </w:r>
-      <w:r>
-        <w:rPr>
-          <w:rFonts w:ascii="Times New Roman" w:hAnsi="Times New Roman" w:cs="Times New Roman"/>
-          <w:sz w:val="28"/>
-          <w:szCs w:val="28"/>
-        </w:rPr>
-        <w:t>пользователь</w:t>
-      </w:r>
-      <w:r>
-        <w:rPr>
-          <w:rFonts w:ascii="Times New Roman" w:hAnsi="Times New Roman" w:cs="Times New Roman"/>
-          <w:sz w:val="28"/>
-          <w:szCs w:val="28"/>
-          <w:lang w:val="en-US"/>
-        </w:rPr>
-        <w:t xml:space="preserve"> </w:t>
+        </w:rPr>
+        <w:t xml:space="preserve"> (пользователь </w:t>
       </w:r>
       <w:proofErr w:type="spellStart"/>
       <w:r>
@@ -882,7 +862,6 @@
           <w:rFonts w:ascii="Times New Roman" w:hAnsi="Times New Roman" w:cs="Times New Roman"/>
           <w:sz w:val="28"/>
           <w:szCs w:val="28"/>
-          <w:lang w:val="en-US"/>
         </w:rPr>
         <w:t>dbo</w:t>
       </w:r>
@@ -892,26 +871,8 @@
           <w:rFonts w:ascii="Times New Roman" w:hAnsi="Times New Roman" w:cs="Times New Roman"/>
           <w:sz w:val="28"/>
           <w:szCs w:val="28"/>
-          <w:lang w:val="en-US"/>
-        </w:rPr>
-        <w:t xml:space="preserve">, </w:t>
-      </w:r>
-      <w:r>
-        <w:rPr>
-          <w:rFonts w:ascii="Times New Roman" w:hAnsi="Times New Roman" w:cs="Times New Roman"/>
-          <w:sz w:val="28"/>
-          <w:szCs w:val="28"/>
-        </w:rPr>
-        <w:t>роль</w:t>
-      </w:r>
-      <w:r>
-        <w:rPr>
-          <w:rFonts w:ascii="Times New Roman" w:hAnsi="Times New Roman" w:cs="Times New Roman"/>
-          <w:sz w:val="28"/>
-          <w:szCs w:val="28"/>
-          <w:lang w:val="en-US"/>
-        </w:rPr>
-        <w:t xml:space="preserve"> </w:t>
+        </w:rPr>
+        <w:t xml:space="preserve">, роль </w:t>
       </w:r>
       <w:proofErr w:type="spellStart"/>
       <w:r>
@@ -919,7 +880,6 @@
           <w:rFonts w:ascii="Times New Roman" w:hAnsi="Times New Roman" w:cs="Times New Roman"/>
           <w:sz w:val="28"/>
           <w:szCs w:val="28"/>
-          <w:lang w:val="en-US"/>
         </w:rPr>
         <w:t>db_owner</w:t>
       </w:r>
@@ -929,18 +889,8 @@
           <w:rFonts w:ascii="Times New Roman" w:hAnsi="Times New Roman" w:cs="Times New Roman"/>
           <w:sz w:val="28"/>
           <w:szCs w:val="28"/>
-          <w:lang w:val="en-US"/>
-        </w:rPr>
-        <w:t>)</w:t>
-      </w:r>
-      <w:r>
-        <w:rPr>
-          <w:rFonts w:ascii="Times New Roman" w:hAnsi="Times New Roman" w:cs="Times New Roman"/>
-          <w:sz w:val="28"/>
-          <w:szCs w:val="28"/>
-          <w:lang w:val="en-US"/>
-        </w:rPr>
-        <w:t>;</w:t>
+        </w:rPr>
+        <w:t>);</w:t>
       </w:r>
     </w:p>
     <w:p>
@@ -957,22 +907,53 @@
           <w:rFonts w:ascii="Times New Roman" w:hAnsi="Times New Roman" w:cs="Times New Roman"/>
           <w:sz w:val="28"/>
           <w:szCs w:val="28"/>
-        </w:rPr>
-      </w:pPr>
-      <w:r>
-        <w:rPr>
-          <w:rFonts w:ascii="Times New Roman" w:hAnsi="Times New Roman" w:cs="Times New Roman"/>
-          <w:sz w:val="28"/>
-          <w:szCs w:val="28"/>
-        </w:rPr>
-        <w:t xml:space="preserve">J8O8 (пользователь </w:t>
-      </w:r>
+          <w:lang w:val="en-US"/>
+        </w:rPr>
+      </w:pPr>
       <w:proofErr w:type="spellStart"/>
       <w:r>
         <w:rPr>
           <w:rFonts w:ascii="Times New Roman" w:hAnsi="Times New Roman" w:cs="Times New Roman"/>
           <w:sz w:val="28"/>
           <w:szCs w:val="28"/>
+          <w:lang w:val="en-US"/>
+        </w:rPr>
+        <w:t>Football_Tournament</w:t>
+      </w:r>
+      <w:proofErr w:type="spellEnd"/>
+      <w:r>
+        <w:rPr>
+          <w:rFonts w:ascii="Times New Roman" w:hAnsi="Times New Roman" w:cs="Times New Roman"/>
+          <w:sz w:val="28"/>
+          <w:szCs w:val="28"/>
+          <w:lang w:val="en-US"/>
+        </w:rPr>
+        <w:t xml:space="preserve"> (</w:t>
+      </w:r>
+      <w:r>
+        <w:rPr>
+          <w:rFonts w:ascii="Times New Roman" w:hAnsi="Times New Roman" w:cs="Times New Roman"/>
+          <w:sz w:val="28"/>
+          <w:szCs w:val="28"/>
+        </w:rPr>
+        <w:t>пользователь</w:t>
+      </w:r>
+      <w:r>
+        <w:rPr>
+          <w:rFonts w:ascii="Times New Roman" w:hAnsi="Times New Roman" w:cs="Times New Roman"/>
+          <w:sz w:val="28"/>
+          <w:szCs w:val="28"/>
+          <w:lang w:val="en-US"/>
+        </w:rPr>
+        <w:t xml:space="preserve"> </w:t>
+      </w:r>
+      <w:proofErr w:type="spellStart"/>
+      <w:r>
+        <w:rPr>
+          <w:rFonts w:ascii="Times New Roman" w:hAnsi="Times New Roman" w:cs="Times New Roman"/>
+          <w:sz w:val="28"/>
+          <w:szCs w:val="28"/>
+          <w:lang w:val="en-US"/>
         </w:rPr>
         <w:t>dbo</w:t>
       </w:r>
@@ -982,6 +963,44 @@
           <w:rFonts w:ascii="Times New Roman" w:hAnsi="Times New Roman" w:cs="Times New Roman"/>
           <w:sz w:val="28"/>
           <w:szCs w:val="28"/>
+          <w:lang w:val="en-US"/>
+        </w:rPr>
+        <w:t xml:space="preserve">, </w:t>
+      </w:r>
+      <w:r>
+        <w:rPr>
+          <w:rFonts w:ascii="Times New Roman" w:hAnsi="Times New Roman" w:cs="Times New Roman"/>
+          <w:sz w:val="28"/>
+          <w:szCs w:val="28"/>
+        </w:rPr>
+        <w:t>роль</w:t>
+      </w:r>
+      <w:r>
+        <w:rPr>
+          <w:rFonts w:ascii="Times New Roman" w:hAnsi="Times New Roman" w:cs="Times New Roman"/>
+          <w:sz w:val="28"/>
+          <w:szCs w:val="28"/>
+          <w:lang w:val="en-US"/>
+        </w:rPr>
+        <w:t xml:space="preserve"> </w:t>
+      </w:r>
+      <w:proofErr w:type="spellStart"/>
+      <w:r>
+        <w:rPr>
+          <w:rFonts w:ascii="Times New Roman" w:hAnsi="Times New Roman" w:cs="Times New Roman"/>
+          <w:sz w:val="28"/>
+          <w:szCs w:val="28"/>
+          <w:lang w:val="en-US"/>
+        </w:rPr>
+        <w:t>db_owner</w:t>
+      </w:r>
+      <w:proofErr w:type="spellEnd"/>
+      <w:r>
+        <w:rPr>
+          <w:rFonts w:ascii="Times New Roman" w:hAnsi="Times New Roman" w:cs="Times New Roman"/>
+          <w:sz w:val="28"/>
+          <w:szCs w:val="28"/>
+          <w:lang w:val="en-US"/>
         </w:rPr>
         <w:t>)</w:t>
       </w:r>
@@ -990,6 +1009,7 @@
           <w:rFonts w:ascii="Times New Roman" w:hAnsi="Times New Roman" w:cs="Times New Roman"/>
           <w:sz w:val="28"/>
           <w:szCs w:val="28"/>
+          <w:lang w:val="en-US"/>
         </w:rPr>
         <w:t>;</w:t>
       </w:r>
@@ -1010,6 +1030,14 @@
           <w:szCs w:val="28"/>
         </w:rPr>
       </w:pPr>
+      <w:r>
+        <w:rPr>
+          <w:rFonts w:ascii="Times New Roman" w:hAnsi="Times New Roman" w:cs="Times New Roman"/>
+          <w:sz w:val="28"/>
+          <w:szCs w:val="28"/>
+        </w:rPr>
+        <w:t xml:space="preserve">J8O8 (пользователь </w:t>
+      </w:r>
       <w:proofErr w:type="spellStart"/>
       <w:r>
         <w:rPr>
@@ -1017,51 +1045,7 @@
           <w:sz w:val="28"/>
           <w:szCs w:val="28"/>
         </w:rPr>
-        <w:t>л</w:t>
-      </w:r>
-      <w:r>
-        <w:rPr>
-          <w:rFonts w:ascii="Times New Roman" w:hAnsi="Times New Roman" w:cs="Times New Roman"/>
-          <w:sz w:val="28"/>
-          <w:szCs w:val="28"/>
-        </w:rPr>
-        <w:t>огистика_города</w:t>
-      </w:r>
-      <w:proofErr w:type="spellEnd"/>
-      <w:r>
-        <w:rPr>
-          <w:rFonts w:ascii="Times New Roman" w:hAnsi="Times New Roman" w:cs="Times New Roman"/>
-          <w:sz w:val="28"/>
-          <w:szCs w:val="28"/>
-        </w:rPr>
-        <w:t xml:space="preserve"> (пользователь </w:t>
-      </w:r>
-      <w:proofErr w:type="spellStart"/>
-      <w:r>
-        <w:rPr>
-          <w:rFonts w:ascii="Times New Roman" w:hAnsi="Times New Roman" w:cs="Times New Roman"/>
-          <w:sz w:val="28"/>
-          <w:szCs w:val="28"/>
-        </w:rPr>
         <w:t>dbo</w:t>
-      </w:r>
-      <w:proofErr w:type="spellEnd"/>
-      <w:r>
-        <w:rPr>
-          <w:rFonts w:ascii="Times New Roman" w:hAnsi="Times New Roman" w:cs="Times New Roman"/>
-          <w:sz w:val="28"/>
-          <w:szCs w:val="28"/>
-        </w:rPr>
-        <w:t xml:space="preserve">, роль </w:t>
-      </w:r>
-      <w:proofErr w:type="spellStart"/>
-      <w:r>
-        <w:rPr>
-          <w:rFonts w:ascii="Times New Roman" w:hAnsi="Times New Roman" w:cs="Times New Roman"/>
-          <w:sz w:val="28"/>
-          <w:szCs w:val="28"/>
-        </w:rPr>
-        <w:t>db_owner</w:t>
       </w:r>
       <w:proofErr w:type="spellEnd"/>
       <w:r>
@@ -1113,7 +1097,7 @@
           <w:sz w:val="28"/>
           <w:szCs w:val="28"/>
         </w:rPr>
-        <w:t>огистические_компании_города</w:t>
+        <w:t>огистика_города</w:t>
       </w:r>
       <w:proofErr w:type="spellEnd"/>
       <w:r>
@@ -1140,23 +1124,7 @@
           <w:sz w:val="28"/>
           <w:szCs w:val="28"/>
         </w:rPr>
-        <w:t xml:space="preserve">, </w:t>
-      </w:r>
-      <w:r>
-        <w:rPr>
-          <w:rFonts w:ascii="Times New Roman" w:hAnsi="Times New Roman" w:cs="Times New Roman"/>
-          <w:sz w:val="28"/>
-          <w:szCs w:val="28"/>
-        </w:rPr>
-        <w:t>р</w:t>
-      </w:r>
-      <w:r>
-        <w:rPr>
-          <w:rFonts w:ascii="Times New Roman" w:hAnsi="Times New Roman" w:cs="Times New Roman"/>
-          <w:sz w:val="28"/>
-          <w:szCs w:val="28"/>
-        </w:rPr>
-        <w:t xml:space="preserve">оль </w:t>
+        <w:t xml:space="preserve">, роль </w:t>
       </w:r>
       <w:proofErr w:type="spellStart"/>
       <w:r>
@@ -1295,6 +1263,7 @@
           <w:rFonts w:ascii="Times New Roman" w:hAnsi="Times New Roman" w:cs="Times New Roman"/>
           <w:sz w:val="28"/>
           <w:szCs w:val="28"/>
+          <w:lang w:val="en-US"/>
         </w:rPr>
       </w:pPr>
       <w:r>
@@ -1310,6 +1279,7 @@
           <w:rFonts w:ascii="Times New Roman" w:hAnsi="Times New Roman" w:cs="Times New Roman"/>
           <w:sz w:val="28"/>
           <w:szCs w:val="28"/>
+          <w:lang w:val="en-US"/>
         </w:rPr>
         <w:t xml:space="preserve"> </w:t>
       </w:r>
@@ -1334,6 +1304,7 @@
           <w:rFonts w:ascii="Times New Roman" w:hAnsi="Times New Roman" w:cs="Times New Roman"/>
           <w:sz w:val="28"/>
           <w:szCs w:val="28"/>
+          <w:lang w:val="en-US"/>
         </w:rPr>
         <w:t xml:space="preserve"> </w:t>
       </w:r>
@@ -1350,6 +1321,7 @@
           <w:rFonts w:ascii="Times New Roman" w:hAnsi="Times New Roman" w:cs="Times New Roman"/>
           <w:sz w:val="28"/>
           <w:szCs w:val="28"/>
+          <w:lang w:val="en-US"/>
         </w:rPr>
         <w:t xml:space="preserve"> </w:t>
       </w:r>
@@ -1366,6 +1338,7 @@
           <w:rFonts w:ascii="Times New Roman" w:hAnsi="Times New Roman" w:cs="Times New Roman"/>
           <w:sz w:val="28"/>
           <w:szCs w:val="28"/>
+          <w:lang w:val="en-US"/>
         </w:rPr>
         <w:t xml:space="preserve"> MyTest1 </w:t>
       </w:r>
@@ -1382,6 +1355,7 @@
           <w:rFonts w:ascii="Times New Roman" w:hAnsi="Times New Roman" w:cs="Times New Roman"/>
           <w:sz w:val="28"/>
           <w:szCs w:val="28"/>
+          <w:lang w:val="en-US"/>
         </w:rPr>
         <w:t xml:space="preserve"> SQL Server Management Studio. </w:t>
       </w:r>
